--- a/MM-Motion/agreement/MM-Motion Dataset Agreement.docx
+++ b/MM-Motion/agreement/MM-Motion Dataset Agreement.docx
@@ -242,8 +242,6 @@
         </w:rPr>
         <w:t>prohibited.</w:t>
       </w:r>
-      <w:bookmarkStart w:id="0" w:name="_GoBack"/>
-      <w:bookmarkEnd w:id="0"/>
     </w:p>
     <w:p>
       <w:pPr>
@@ -669,6 +667,1034 @@
           <w:color w:val="333333"/>
           <w:sz w:val="24"/>
           <w:szCs w:val="24"/>
+        </w:rPr>
+      </w:pPr>
+      <w:r>
+        <w:rPr>
+          <w:rFonts w:hint="default" w:ascii="Times New Roman" w:hAnsi="Times New Roman" w:cs="Times New Roman"/>
+          <w:color w:val="333333"/>
+          <w:sz w:val="24"/>
+          <w:szCs w:val="24"/>
+        </w:rPr>
+        <w:t>Article 1 Scope of Authorization</w:t>
+      </w:r>
+    </w:p>
+    <w:p>
+      <w:pPr>
+        <w:pStyle w:val="6"/>
+        <w:keepNext w:val="0"/>
+        <w:keepLines w:val="0"/>
+        <w:pageBreakBefore w:val="0"/>
+        <w:widowControl w:val="0"/>
+        <w:numPr>
+          <w:ilvl w:val="0"/>
+          <w:numId w:val="0"/>
+        </w:numPr>
+        <w:tabs>
+          <w:tab w:val="left" w:pos="469"/>
+        </w:tabs>
+        <w:kinsoku/>
+        <w:wordWrap/>
+        <w:overflowPunct/>
+        <w:topLinePunct w:val="0"/>
+        <w:autoSpaceDE w:val="0"/>
+        <w:autoSpaceDN w:val="0"/>
+        <w:bidi w:val="0"/>
+        <w:adjustRightInd/>
+        <w:snapToGrid/>
+        <w:spacing w:before="0" w:after="0" w:line="320" w:lineRule="exact"/>
+        <w:ind w:right="170" w:rightChars="0"/>
+        <w:jc w:val="left"/>
+        <w:textAlignment w:val="auto"/>
+        <w:rPr>
+          <w:rFonts w:hint="default" w:ascii="Times New Roman" w:hAnsi="Times New Roman" w:cs="Times New Roman"/>
+          <w:color w:val="333333"/>
+          <w:sz w:val="24"/>
+          <w:szCs w:val="24"/>
+        </w:rPr>
+      </w:pPr>
+      <w:r>
+        <w:rPr>
+          <w:rFonts w:hint="default" w:ascii="Times New Roman" w:hAnsi="Times New Roman" w:cs="Times New Roman"/>
+          <w:color w:val="333333"/>
+          <w:sz w:val="24"/>
+          <w:szCs w:val="24"/>
+        </w:rPr>
+        <w:t>1. This dataset is intended solely for non-commercial, academic research, and educational purposes, and is strictly prohibited for any commercial, profit-driven, medical diagnostic, classified, or illegal activities.</w:t>
+      </w:r>
+    </w:p>
+    <w:p>
+      <w:pPr>
+        <w:pStyle w:val="6"/>
+        <w:keepNext w:val="0"/>
+        <w:keepLines w:val="0"/>
+        <w:pageBreakBefore w:val="0"/>
+        <w:widowControl w:val="0"/>
+        <w:numPr>
+          <w:ilvl w:val="0"/>
+          <w:numId w:val="0"/>
+        </w:numPr>
+        <w:tabs>
+          <w:tab w:val="left" w:pos="469"/>
+        </w:tabs>
+        <w:kinsoku/>
+        <w:wordWrap/>
+        <w:overflowPunct/>
+        <w:topLinePunct w:val="0"/>
+        <w:autoSpaceDE w:val="0"/>
+        <w:autoSpaceDN w:val="0"/>
+        <w:bidi w:val="0"/>
+        <w:adjustRightInd/>
+        <w:snapToGrid/>
+        <w:spacing w:before="0" w:after="0" w:line="320" w:lineRule="exact"/>
+        <w:ind w:right="170" w:rightChars="0"/>
+        <w:jc w:val="left"/>
+        <w:textAlignment w:val="auto"/>
+        <w:rPr>
+          <w:rFonts w:hint="default" w:ascii="Times New Roman" w:hAnsi="Times New Roman" w:cs="Times New Roman"/>
+          <w:color w:val="333333"/>
+          <w:sz w:val="24"/>
+          <w:szCs w:val="24"/>
+        </w:rPr>
+      </w:pPr>
+      <w:r>
+        <w:rPr>
+          <w:rFonts w:hint="default" w:ascii="Times New Roman" w:hAnsi="Times New Roman" w:cs="Times New Roman"/>
+          <w:color w:val="333333"/>
+          <w:sz w:val="24"/>
+          <w:szCs w:val="24"/>
+        </w:rPr>
+        <w:t>2. Users are only granted access rights to this dataset, and the intellectual property rights and copyrights of the data belong to the data provider.</w:t>
+      </w:r>
+    </w:p>
+    <w:p>
+      <w:pPr>
+        <w:pStyle w:val="6"/>
+        <w:keepNext w:val="0"/>
+        <w:keepLines w:val="0"/>
+        <w:pageBreakBefore w:val="0"/>
+        <w:widowControl w:val="0"/>
+        <w:numPr>
+          <w:ilvl w:val="0"/>
+          <w:numId w:val="0"/>
+        </w:numPr>
+        <w:tabs>
+          <w:tab w:val="left" w:pos="469"/>
+        </w:tabs>
+        <w:kinsoku/>
+        <w:wordWrap/>
+        <w:overflowPunct/>
+        <w:topLinePunct w:val="0"/>
+        <w:autoSpaceDE w:val="0"/>
+        <w:autoSpaceDN w:val="0"/>
+        <w:bidi w:val="0"/>
+        <w:adjustRightInd/>
+        <w:snapToGrid/>
+        <w:spacing w:before="0" w:after="0" w:line="320" w:lineRule="exact"/>
+        <w:ind w:right="170" w:rightChars="0"/>
+        <w:jc w:val="left"/>
+        <w:textAlignment w:val="auto"/>
+        <w:rPr>
+          <w:rFonts w:hint="default" w:ascii="Times New Roman" w:hAnsi="Times New Roman" w:cs="Times New Roman"/>
+          <w:color w:val="333333"/>
+          <w:sz w:val="24"/>
+          <w:szCs w:val="24"/>
+        </w:rPr>
+      </w:pPr>
+      <w:r>
+        <w:rPr>
+          <w:rFonts w:hint="default" w:ascii="Times New Roman" w:hAnsi="Times New Roman" w:cs="Times New Roman"/>
+          <w:color w:val="333333"/>
+          <w:sz w:val="24"/>
+          <w:szCs w:val="24"/>
+        </w:rPr>
+        <w:t>Article 2 Citation Obligation (Core Clause)</w:t>
+      </w:r>
+    </w:p>
+    <w:p>
+      <w:pPr>
+        <w:pStyle w:val="6"/>
+        <w:keepNext w:val="0"/>
+        <w:keepLines w:val="0"/>
+        <w:pageBreakBefore w:val="0"/>
+        <w:widowControl w:val="0"/>
+        <w:numPr>
+          <w:ilvl w:val="0"/>
+          <w:numId w:val="0"/>
+        </w:numPr>
+        <w:tabs>
+          <w:tab w:val="left" w:pos="469"/>
+        </w:tabs>
+        <w:kinsoku/>
+        <w:wordWrap/>
+        <w:overflowPunct/>
+        <w:topLinePunct w:val="0"/>
+        <w:autoSpaceDE w:val="0"/>
+        <w:autoSpaceDN w:val="0"/>
+        <w:bidi w:val="0"/>
+        <w:adjustRightInd/>
+        <w:snapToGrid/>
+        <w:spacing w:before="0" w:after="0" w:line="320" w:lineRule="exact"/>
+        <w:ind w:right="170" w:rightChars="0"/>
+        <w:jc w:val="left"/>
+        <w:textAlignment w:val="auto"/>
+        <w:rPr>
+          <w:rFonts w:hint="eastAsia" w:ascii="Times New Roman" w:hAnsi="Times New Roman" w:eastAsia="宋体" w:cs="Times New Roman"/>
+          <w:color w:val="333333"/>
+          <w:sz w:val="24"/>
+          <w:szCs w:val="24"/>
+          <w:lang w:val="en-US" w:eastAsia="zh-CN"/>
+        </w:rPr>
+      </w:pPr>
+      <w:r>
+        <w:rPr>
+          <w:rFonts w:hint="default" w:ascii="Times New Roman" w:hAnsi="Times New Roman" w:cs="Times New Roman"/>
+          <w:color w:val="333333"/>
+          <w:sz w:val="24"/>
+          <w:szCs w:val="24"/>
+        </w:rPr>
+        <w:t>1. Any publicly available outputs utilizing this dataset—including journal articles, conference papers, dissertations, patents, technical reports, competition results, or open-source projects—must formally cite the paper in the references</w:t>
+      </w:r>
+      <w:r>
+        <w:rPr>
+          <w:rFonts w:hint="eastAsia" w:ascii="Times New Roman" w:hAnsi="Times New Roman" w:eastAsia="宋体" w:cs="Times New Roman"/>
+          <w:color w:val="333333"/>
+          <w:sz w:val="24"/>
+          <w:szCs w:val="24"/>
+          <w:lang w:val="en-US" w:eastAsia="zh-CN"/>
+        </w:rPr>
+        <w:t>.</w:t>
+      </w:r>
+      <w:bookmarkStart w:id="0" w:name="_GoBack"/>
+      <w:bookmarkEnd w:id="0"/>
+    </w:p>
+    <w:p>
+      <w:pPr>
+        <w:pStyle w:val="6"/>
+        <w:keepNext w:val="0"/>
+        <w:keepLines w:val="0"/>
+        <w:pageBreakBefore w:val="0"/>
+        <w:widowControl w:val="0"/>
+        <w:numPr>
+          <w:ilvl w:val="0"/>
+          <w:numId w:val="0"/>
+        </w:numPr>
+        <w:tabs>
+          <w:tab w:val="left" w:pos="469"/>
+        </w:tabs>
+        <w:kinsoku/>
+        <w:wordWrap/>
+        <w:overflowPunct/>
+        <w:topLinePunct w:val="0"/>
+        <w:autoSpaceDE w:val="0"/>
+        <w:autoSpaceDN w:val="0"/>
+        <w:bidi w:val="0"/>
+        <w:adjustRightInd/>
+        <w:snapToGrid/>
+        <w:spacing w:before="0" w:after="0" w:line="320" w:lineRule="exact"/>
+        <w:ind w:right="170" w:rightChars="0"/>
+        <w:jc w:val="left"/>
+        <w:textAlignment w:val="auto"/>
+        <w:rPr>
+          <w:rFonts w:hint="default" w:ascii="Times New Roman" w:hAnsi="Times New Roman" w:cs="Times New Roman"/>
+          <w:color w:val="333333"/>
+          <w:sz w:val="24"/>
+          <w:szCs w:val="24"/>
+        </w:rPr>
+      </w:pPr>
+      <w:r>
+        <w:rPr>
+          <w:rFonts w:hint="default" w:ascii="Times New Roman" w:hAnsi="Times New Roman" w:cs="Times New Roman"/>
+          <w:color w:val="333333"/>
+          <w:sz w:val="24"/>
+          <w:szCs w:val="24"/>
+        </w:rPr>
+        <w:t>2. Users must clearly indicate the source of the dataset in the main text of the paper, experimental descriptions, or acknowledgments.</w:t>
+      </w:r>
+    </w:p>
+    <w:p>
+      <w:pPr>
+        <w:pStyle w:val="6"/>
+        <w:keepNext w:val="0"/>
+        <w:keepLines w:val="0"/>
+        <w:pageBreakBefore w:val="0"/>
+        <w:widowControl w:val="0"/>
+        <w:numPr>
+          <w:ilvl w:val="0"/>
+          <w:numId w:val="0"/>
+        </w:numPr>
+        <w:tabs>
+          <w:tab w:val="left" w:pos="469"/>
+        </w:tabs>
+        <w:kinsoku/>
+        <w:wordWrap/>
+        <w:overflowPunct/>
+        <w:topLinePunct w:val="0"/>
+        <w:autoSpaceDE w:val="0"/>
+        <w:autoSpaceDN w:val="0"/>
+        <w:bidi w:val="0"/>
+        <w:adjustRightInd/>
+        <w:snapToGrid/>
+        <w:spacing w:before="0" w:after="0" w:line="320" w:lineRule="exact"/>
+        <w:ind w:right="170" w:rightChars="0"/>
+        <w:jc w:val="left"/>
+        <w:textAlignment w:val="auto"/>
+        <w:rPr>
+          <w:rFonts w:hint="default" w:ascii="Times New Roman" w:hAnsi="Times New Roman" w:cs="Times New Roman"/>
+          <w:color w:val="333333"/>
+          <w:sz w:val="24"/>
+          <w:szCs w:val="24"/>
+        </w:rPr>
+      </w:pPr>
+      <w:r>
+        <w:rPr>
+          <w:rFonts w:hint="default" w:ascii="Times New Roman" w:hAnsi="Times New Roman" w:cs="Times New Roman"/>
+          <w:color w:val="333333"/>
+          <w:sz w:val="24"/>
+          <w:szCs w:val="24"/>
+        </w:rPr>
+        <w:t>3. Provides standard BibTeX citation format:</w:t>
+      </w:r>
+    </w:p>
+    <w:p>
+      <w:pPr>
+        <w:pStyle w:val="6"/>
+        <w:keepNext w:val="0"/>
+        <w:keepLines w:val="0"/>
+        <w:pageBreakBefore w:val="0"/>
+        <w:widowControl w:val="0"/>
+        <w:numPr>
+          <w:ilvl w:val="0"/>
+          <w:numId w:val="0"/>
+        </w:numPr>
+        <w:tabs>
+          <w:tab w:val="left" w:pos="469"/>
+        </w:tabs>
+        <w:kinsoku/>
+        <w:wordWrap/>
+        <w:overflowPunct/>
+        <w:topLinePunct w:val="0"/>
+        <w:autoSpaceDE w:val="0"/>
+        <w:autoSpaceDN w:val="0"/>
+        <w:bidi w:val="0"/>
+        <w:adjustRightInd/>
+        <w:snapToGrid/>
+        <w:spacing w:before="0" w:after="0" w:line="320" w:lineRule="exact"/>
+        <w:ind w:right="170" w:rightChars="0"/>
+        <w:jc w:val="left"/>
+        <w:textAlignment w:val="auto"/>
+        <w:rPr>
+          <w:rFonts w:hint="default" w:ascii="Courier New" w:hAnsi="Courier New" w:eastAsia="宋体" w:cs="Courier New"/>
+          <w:i w:val="0"/>
+          <w:iCs w:val="0"/>
+          <w:caps w:val="0"/>
+          <w:color w:val="212529"/>
+          <w:spacing w:val="0"/>
+          <w:sz w:val="21"/>
+          <w:szCs w:val="21"/>
+          <w:shd w:val="clear" w:fill="FFFFFF"/>
+        </w:rPr>
+      </w:pPr>
+      <w:r>
+        <w:rPr>
+          <w:rFonts w:ascii="Courier New" w:hAnsi="Courier New" w:eastAsia="宋体" w:cs="Courier New"/>
+          <w:i w:val="0"/>
+          <w:iCs w:val="0"/>
+          <w:caps w:val="0"/>
+          <w:color w:val="212529"/>
+          <w:spacing w:val="0"/>
+          <w:sz w:val="21"/>
+          <w:szCs w:val="21"/>
+          <w:shd w:val="clear" w:fill="FFFFFF"/>
+        </w:rPr>
+        <w:t>@inproceedings{Wu2026MMMotion,</w:t>
+      </w:r>
+      <w:r>
+        <w:rPr>
+          <w:rFonts w:hint="default" w:ascii="Courier New" w:hAnsi="Courier New" w:eastAsia="宋体" w:cs="Courier New"/>
+          <w:i w:val="0"/>
+          <w:iCs w:val="0"/>
+          <w:caps w:val="0"/>
+          <w:color w:val="212529"/>
+          <w:spacing w:val="0"/>
+          <w:sz w:val="21"/>
+          <w:szCs w:val="21"/>
+          <w:shd w:val="clear" w:fill="FFFFFF"/>
+        </w:rPr>
+        <w:br w:type="textWrapping"/>
+      </w:r>
+      <w:r>
+        <w:rPr>
+          <w:rFonts w:hint="default" w:ascii="Courier New" w:hAnsi="Courier New" w:eastAsia="宋体" w:cs="Courier New"/>
+          <w:i w:val="0"/>
+          <w:iCs w:val="0"/>
+          <w:caps w:val="0"/>
+          <w:color w:val="212529"/>
+          <w:spacing w:val="0"/>
+          <w:sz w:val="21"/>
+          <w:szCs w:val="21"/>
+          <w:shd w:val="clear" w:fill="FFFFFF"/>
+        </w:rPr>
+        <w:t>title={MM-Motion: A Multimodal Human Motion Dataset Supporting Action Understanding and Injury Risk Evaluation},</w:t>
+      </w:r>
+      <w:r>
+        <w:rPr>
+          <w:rFonts w:hint="default" w:ascii="Courier New" w:hAnsi="Courier New" w:eastAsia="宋体" w:cs="Courier New"/>
+          <w:i w:val="0"/>
+          <w:iCs w:val="0"/>
+          <w:caps w:val="0"/>
+          <w:color w:val="212529"/>
+          <w:spacing w:val="0"/>
+          <w:sz w:val="21"/>
+          <w:szCs w:val="21"/>
+          <w:shd w:val="clear" w:fill="FFFFFF"/>
+        </w:rPr>
+        <w:br w:type="textWrapping"/>
+      </w:r>
+      <w:r>
+        <w:rPr>
+          <w:rFonts w:hint="default" w:ascii="Courier New" w:hAnsi="Courier New" w:eastAsia="宋体" w:cs="Courier New"/>
+          <w:i w:val="0"/>
+          <w:iCs w:val="0"/>
+          <w:caps w:val="0"/>
+          <w:color w:val="212529"/>
+          <w:spacing w:val="0"/>
+          <w:sz w:val="21"/>
+          <w:szCs w:val="21"/>
+          <w:shd w:val="clear" w:fill="FFFFFF"/>
+        </w:rPr>
+        <w:t>author={Wu, Jiaqi and Li, Jianwei and Ding, Ruiqi and Wang, Sixuan and Ran, Kehao and Cao, Rui},</w:t>
+      </w:r>
+      <w:r>
+        <w:rPr>
+          <w:rFonts w:hint="default" w:ascii="Courier New" w:hAnsi="Courier New" w:eastAsia="宋体" w:cs="Courier New"/>
+          <w:i w:val="0"/>
+          <w:iCs w:val="0"/>
+          <w:caps w:val="0"/>
+          <w:color w:val="212529"/>
+          <w:spacing w:val="0"/>
+          <w:sz w:val="21"/>
+          <w:szCs w:val="21"/>
+          <w:shd w:val="clear" w:fill="FFFFFF"/>
+        </w:rPr>
+        <w:br w:type="textWrapping"/>
+      </w:r>
+      <w:r>
+        <w:rPr>
+          <w:rFonts w:hint="default" w:ascii="Courier New" w:hAnsi="Courier New" w:eastAsia="宋体" w:cs="Courier New"/>
+          <w:i w:val="0"/>
+          <w:iCs w:val="0"/>
+          <w:caps w:val="0"/>
+          <w:color w:val="212529"/>
+          <w:spacing w:val="0"/>
+          <w:sz w:val="21"/>
+          <w:szCs w:val="21"/>
+          <w:shd w:val="clear" w:fill="FFFFFF"/>
+        </w:rPr>
+        <w:t>booktitle={Proceedings of the 2026 ACM Multimedia Conference},</w:t>
+      </w:r>
+      <w:r>
+        <w:rPr>
+          <w:rFonts w:hint="default" w:ascii="Courier New" w:hAnsi="Courier New" w:eastAsia="宋体" w:cs="Courier New"/>
+          <w:i w:val="0"/>
+          <w:iCs w:val="0"/>
+          <w:caps w:val="0"/>
+          <w:color w:val="212529"/>
+          <w:spacing w:val="0"/>
+          <w:sz w:val="21"/>
+          <w:szCs w:val="21"/>
+          <w:shd w:val="clear" w:fill="FFFFFF"/>
+        </w:rPr>
+        <w:br w:type="textWrapping"/>
+      </w:r>
+      <w:r>
+        <w:rPr>
+          <w:rFonts w:hint="default" w:ascii="Courier New" w:hAnsi="Courier New" w:eastAsia="宋体" w:cs="Courier New"/>
+          <w:i w:val="0"/>
+          <w:iCs w:val="0"/>
+          <w:caps w:val="0"/>
+          <w:color w:val="212529"/>
+          <w:spacing w:val="0"/>
+          <w:sz w:val="21"/>
+          <w:szCs w:val="21"/>
+          <w:shd w:val="clear" w:fill="FFFFFF"/>
+        </w:rPr>
+        <w:t>series={MM 2026},</w:t>
+      </w:r>
+      <w:r>
+        <w:rPr>
+          <w:rFonts w:hint="default" w:ascii="Courier New" w:hAnsi="Courier New" w:eastAsia="宋体" w:cs="Courier New"/>
+          <w:i w:val="0"/>
+          <w:iCs w:val="0"/>
+          <w:caps w:val="0"/>
+          <w:color w:val="212529"/>
+          <w:spacing w:val="0"/>
+          <w:sz w:val="21"/>
+          <w:szCs w:val="21"/>
+          <w:shd w:val="clear" w:fill="FFFFFF"/>
+        </w:rPr>
+        <w:br w:type="textWrapping"/>
+      </w:r>
+      <w:r>
+        <w:rPr>
+          <w:rFonts w:hint="default" w:ascii="Courier New" w:hAnsi="Courier New" w:eastAsia="宋体" w:cs="Courier New"/>
+          <w:i w:val="0"/>
+          <w:iCs w:val="0"/>
+          <w:caps w:val="0"/>
+          <w:color w:val="212529"/>
+          <w:spacing w:val="0"/>
+          <w:sz w:val="21"/>
+          <w:szCs w:val="21"/>
+          <w:shd w:val="clear" w:fill="FFFFFF"/>
+        </w:rPr>
+        <w:t>year={2026},</w:t>
+      </w:r>
+      <w:r>
+        <w:rPr>
+          <w:rFonts w:hint="default" w:ascii="Courier New" w:hAnsi="Courier New" w:eastAsia="宋体" w:cs="Courier New"/>
+          <w:i w:val="0"/>
+          <w:iCs w:val="0"/>
+          <w:caps w:val="0"/>
+          <w:color w:val="212529"/>
+          <w:spacing w:val="0"/>
+          <w:sz w:val="21"/>
+          <w:szCs w:val="21"/>
+          <w:shd w:val="clear" w:fill="FFFFFF"/>
+        </w:rPr>
+        <w:br w:type="textWrapping"/>
+      </w:r>
+      <w:r>
+        <w:rPr>
+          <w:rFonts w:hint="default" w:ascii="Courier New" w:hAnsi="Courier New" w:eastAsia="宋体" w:cs="Courier New"/>
+          <w:i w:val="0"/>
+          <w:iCs w:val="0"/>
+          <w:caps w:val="0"/>
+          <w:color w:val="212529"/>
+          <w:spacing w:val="0"/>
+          <w:sz w:val="21"/>
+          <w:szCs w:val="21"/>
+          <w:shd w:val="clear" w:fill="FFFFFF"/>
+        </w:rPr>
+        <w:t>pages={To Appear},</w:t>
+      </w:r>
+      <w:r>
+        <w:rPr>
+          <w:rFonts w:hint="default" w:ascii="Courier New" w:hAnsi="Courier New" w:eastAsia="宋体" w:cs="Courier New"/>
+          <w:i w:val="0"/>
+          <w:iCs w:val="0"/>
+          <w:caps w:val="0"/>
+          <w:color w:val="212529"/>
+          <w:spacing w:val="0"/>
+          <w:sz w:val="21"/>
+          <w:szCs w:val="21"/>
+          <w:shd w:val="clear" w:fill="FFFFFF"/>
+        </w:rPr>
+        <w:br w:type="textWrapping"/>
+      </w:r>
+      <w:r>
+        <w:rPr>
+          <w:rFonts w:hint="default" w:ascii="Courier New" w:hAnsi="Courier New" w:eastAsia="宋体" w:cs="Courier New"/>
+          <w:i w:val="0"/>
+          <w:iCs w:val="0"/>
+          <w:caps w:val="0"/>
+          <w:color w:val="212529"/>
+          <w:spacing w:val="0"/>
+          <w:sz w:val="21"/>
+          <w:szCs w:val="21"/>
+          <w:shd w:val="clear" w:fill="FFFFFF"/>
+        </w:rPr>
+        <w:t>organization={ACM},</w:t>
+      </w:r>
+      <w:r>
+        <w:rPr>
+          <w:rFonts w:hint="default" w:ascii="Courier New" w:hAnsi="Courier New" w:eastAsia="宋体" w:cs="Courier New"/>
+          <w:i w:val="0"/>
+          <w:iCs w:val="0"/>
+          <w:caps w:val="0"/>
+          <w:color w:val="212529"/>
+          <w:spacing w:val="0"/>
+          <w:sz w:val="21"/>
+          <w:szCs w:val="21"/>
+          <w:shd w:val="clear" w:fill="FFFFFF"/>
+        </w:rPr>
+        <w:br w:type="textWrapping"/>
+      </w:r>
+      <w:r>
+        <w:rPr>
+          <w:rFonts w:hint="default" w:ascii="Courier New" w:hAnsi="Courier New" w:eastAsia="宋体" w:cs="Courier New"/>
+          <w:i w:val="0"/>
+          <w:iCs w:val="0"/>
+          <w:caps w:val="0"/>
+          <w:color w:val="212529"/>
+          <w:spacing w:val="0"/>
+          <w:sz w:val="21"/>
+          <w:szCs w:val="21"/>
+          <w:shd w:val="clear" w:fill="FFFFFF"/>
+        </w:rPr>
+        <w:t>note={To appear}</w:t>
+      </w:r>
+      <w:r>
+        <w:rPr>
+          <w:rFonts w:hint="default" w:ascii="Courier New" w:hAnsi="Courier New" w:eastAsia="宋体" w:cs="Courier New"/>
+          <w:i w:val="0"/>
+          <w:iCs w:val="0"/>
+          <w:caps w:val="0"/>
+          <w:color w:val="212529"/>
+          <w:spacing w:val="0"/>
+          <w:sz w:val="21"/>
+          <w:szCs w:val="21"/>
+          <w:shd w:val="clear" w:fill="FFFFFF"/>
+        </w:rPr>
+        <w:br w:type="textWrapping"/>
+      </w:r>
+      <w:r>
+        <w:rPr>
+          <w:rFonts w:hint="default" w:ascii="Courier New" w:hAnsi="Courier New" w:eastAsia="宋体" w:cs="Courier New"/>
+          <w:i w:val="0"/>
+          <w:iCs w:val="0"/>
+          <w:caps w:val="0"/>
+          <w:color w:val="212529"/>
+          <w:spacing w:val="0"/>
+          <w:sz w:val="21"/>
+          <w:szCs w:val="21"/>
+          <w:shd w:val="clear" w:fill="FFFFFF"/>
+        </w:rPr>
+        <w:t>}</w:t>
+      </w:r>
+    </w:p>
+    <w:p>
+      <w:pPr>
+        <w:pStyle w:val="6"/>
+        <w:keepNext w:val="0"/>
+        <w:keepLines w:val="0"/>
+        <w:pageBreakBefore w:val="0"/>
+        <w:widowControl w:val="0"/>
+        <w:numPr>
+          <w:ilvl w:val="0"/>
+          <w:numId w:val="0"/>
+        </w:numPr>
+        <w:tabs>
+          <w:tab w:val="left" w:pos="469"/>
+        </w:tabs>
+        <w:kinsoku/>
+        <w:wordWrap/>
+        <w:overflowPunct/>
+        <w:topLinePunct w:val="0"/>
+        <w:autoSpaceDE w:val="0"/>
+        <w:autoSpaceDN w:val="0"/>
+        <w:bidi w:val="0"/>
+        <w:adjustRightInd/>
+        <w:snapToGrid/>
+        <w:spacing w:before="0" w:after="0" w:line="320" w:lineRule="exact"/>
+        <w:ind w:right="170" w:rightChars="0"/>
+        <w:jc w:val="left"/>
+        <w:textAlignment w:val="auto"/>
+        <w:rPr>
+          <w:rFonts w:hint="default" w:ascii="Times New Roman" w:hAnsi="Times New Roman" w:cs="Times New Roman"/>
+          <w:color w:val="333333"/>
+          <w:sz w:val="24"/>
+          <w:szCs w:val="24"/>
+        </w:rPr>
+      </w:pPr>
+      <w:r>
+        <w:rPr>
+          <w:rFonts w:hint="default" w:ascii="Times New Roman" w:hAnsi="Times New Roman" w:cs="Times New Roman"/>
+          <w:color w:val="333333"/>
+          <w:sz w:val="24"/>
+          <w:szCs w:val="24"/>
+        </w:rPr>
+        <w:t>Article 3 Usage Guidelines</w:t>
+      </w:r>
+    </w:p>
+    <w:p>
+      <w:pPr>
+        <w:pStyle w:val="6"/>
+        <w:keepNext w:val="0"/>
+        <w:keepLines w:val="0"/>
+        <w:pageBreakBefore w:val="0"/>
+        <w:widowControl w:val="0"/>
+        <w:numPr>
+          <w:ilvl w:val="0"/>
+          <w:numId w:val="0"/>
+        </w:numPr>
+        <w:tabs>
+          <w:tab w:val="left" w:pos="469"/>
+        </w:tabs>
+        <w:kinsoku/>
+        <w:wordWrap/>
+        <w:overflowPunct/>
+        <w:topLinePunct w:val="0"/>
+        <w:autoSpaceDE w:val="0"/>
+        <w:autoSpaceDN w:val="0"/>
+        <w:bidi w:val="0"/>
+        <w:adjustRightInd/>
+        <w:snapToGrid/>
+        <w:spacing w:before="0" w:after="0" w:line="320" w:lineRule="exact"/>
+        <w:ind w:right="170" w:rightChars="0"/>
+        <w:jc w:val="left"/>
+        <w:textAlignment w:val="auto"/>
+        <w:rPr>
+          <w:rFonts w:hint="default" w:ascii="Times New Roman" w:hAnsi="Times New Roman" w:cs="Times New Roman"/>
+          <w:color w:val="333333"/>
+          <w:sz w:val="24"/>
+          <w:szCs w:val="24"/>
+        </w:rPr>
+      </w:pPr>
+      <w:r>
+        <w:rPr>
+          <w:rFonts w:hint="default" w:ascii="Times New Roman" w:hAnsi="Times New Roman" w:cs="Times New Roman"/>
+          <w:color w:val="333333"/>
+          <w:sz w:val="24"/>
+          <w:szCs w:val="24"/>
+        </w:rPr>
+        <w:t>1. The dataset shall not be redistributed, uploaded to public platforms, subleased, sublicensed, or shared with third parties who have not signed this agreement.</w:t>
+      </w:r>
+    </w:p>
+    <w:p>
+      <w:pPr>
+        <w:pStyle w:val="6"/>
+        <w:keepNext w:val="0"/>
+        <w:keepLines w:val="0"/>
+        <w:pageBreakBefore w:val="0"/>
+        <w:widowControl w:val="0"/>
+        <w:numPr>
+          <w:ilvl w:val="0"/>
+          <w:numId w:val="0"/>
+        </w:numPr>
+        <w:tabs>
+          <w:tab w:val="left" w:pos="469"/>
+        </w:tabs>
+        <w:kinsoku/>
+        <w:wordWrap/>
+        <w:overflowPunct/>
+        <w:topLinePunct w:val="0"/>
+        <w:autoSpaceDE w:val="0"/>
+        <w:autoSpaceDN w:val="0"/>
+        <w:bidi w:val="0"/>
+        <w:adjustRightInd/>
+        <w:snapToGrid/>
+        <w:spacing w:before="0" w:after="0" w:line="320" w:lineRule="exact"/>
+        <w:ind w:right="170" w:rightChars="0"/>
+        <w:jc w:val="left"/>
+        <w:textAlignment w:val="auto"/>
+        <w:rPr>
+          <w:rFonts w:hint="default" w:ascii="Times New Roman" w:hAnsi="Times New Roman" w:cs="Times New Roman"/>
+          <w:color w:val="333333"/>
+          <w:sz w:val="24"/>
+          <w:szCs w:val="24"/>
+        </w:rPr>
+      </w:pPr>
+      <w:r>
+        <w:rPr>
+          <w:rFonts w:hint="default" w:ascii="Times New Roman" w:hAnsi="Times New Roman" w:cs="Times New Roman"/>
+          <w:color w:val="333333"/>
+          <w:sz w:val="24"/>
+          <w:szCs w:val="24"/>
+        </w:rPr>
+        <w:t>2. No copyright marks, source attribution, or annotation information in the data shall be removed or modified.</w:t>
+      </w:r>
+    </w:p>
+    <w:p>
+      <w:pPr>
+        <w:pStyle w:val="6"/>
+        <w:keepNext w:val="0"/>
+        <w:keepLines w:val="0"/>
+        <w:pageBreakBefore w:val="0"/>
+        <w:widowControl w:val="0"/>
+        <w:numPr>
+          <w:ilvl w:val="0"/>
+          <w:numId w:val="0"/>
+        </w:numPr>
+        <w:tabs>
+          <w:tab w:val="left" w:pos="469"/>
+        </w:tabs>
+        <w:kinsoku/>
+        <w:wordWrap/>
+        <w:overflowPunct/>
+        <w:topLinePunct w:val="0"/>
+        <w:autoSpaceDE w:val="0"/>
+        <w:autoSpaceDN w:val="0"/>
+        <w:bidi w:val="0"/>
+        <w:adjustRightInd/>
+        <w:snapToGrid/>
+        <w:spacing w:before="0" w:after="0" w:line="320" w:lineRule="exact"/>
+        <w:ind w:right="170" w:rightChars="0"/>
+        <w:jc w:val="left"/>
+        <w:textAlignment w:val="auto"/>
+        <w:rPr>
+          <w:rFonts w:hint="default" w:ascii="Times New Roman" w:hAnsi="Times New Roman" w:cs="Times New Roman"/>
+          <w:color w:val="333333"/>
+          <w:sz w:val="24"/>
+          <w:szCs w:val="24"/>
+        </w:rPr>
+      </w:pPr>
+      <w:r>
+        <w:rPr>
+          <w:rFonts w:hint="default" w:ascii="Times New Roman" w:hAnsi="Times New Roman" w:cs="Times New Roman"/>
+          <w:color w:val="333333"/>
+          <w:sz w:val="24"/>
+          <w:szCs w:val="24"/>
+        </w:rPr>
+        <w:t>3. All analyses, conclusions, and liabilities arising from the use of data shall be borne by the user.</w:t>
+      </w:r>
+    </w:p>
+    <w:p>
+      <w:pPr>
+        <w:pStyle w:val="6"/>
+        <w:keepNext w:val="0"/>
+        <w:keepLines w:val="0"/>
+        <w:pageBreakBefore w:val="0"/>
+        <w:widowControl w:val="0"/>
+        <w:numPr>
+          <w:ilvl w:val="0"/>
+          <w:numId w:val="0"/>
+        </w:numPr>
+        <w:tabs>
+          <w:tab w:val="left" w:pos="469"/>
+        </w:tabs>
+        <w:kinsoku/>
+        <w:wordWrap/>
+        <w:overflowPunct/>
+        <w:topLinePunct w:val="0"/>
+        <w:autoSpaceDE w:val="0"/>
+        <w:autoSpaceDN w:val="0"/>
+        <w:bidi w:val="0"/>
+        <w:adjustRightInd/>
+        <w:snapToGrid/>
+        <w:spacing w:before="0" w:after="0" w:line="320" w:lineRule="exact"/>
+        <w:ind w:right="170" w:rightChars="0"/>
+        <w:jc w:val="left"/>
+        <w:textAlignment w:val="auto"/>
+        <w:rPr>
+          <w:rFonts w:hint="default" w:ascii="Times New Roman" w:hAnsi="Times New Roman" w:cs="Times New Roman"/>
+          <w:color w:val="333333"/>
+          <w:sz w:val="24"/>
+          <w:szCs w:val="24"/>
+        </w:rPr>
+      </w:pPr>
+      <w:r>
+        <w:rPr>
+          <w:rFonts w:hint="default" w:ascii="Times New Roman" w:hAnsi="Times New Roman" w:cs="Times New Roman"/>
+          <w:color w:val="333333"/>
+          <w:sz w:val="24"/>
+          <w:szCs w:val="24"/>
+        </w:rPr>
+        <w:t>Article 4 Confidentiality and Liability</w:t>
+      </w:r>
+    </w:p>
+    <w:p>
+      <w:pPr>
+        <w:pStyle w:val="6"/>
+        <w:keepNext w:val="0"/>
+        <w:keepLines w:val="0"/>
+        <w:pageBreakBefore w:val="0"/>
+        <w:widowControl w:val="0"/>
+        <w:numPr>
+          <w:ilvl w:val="0"/>
+          <w:numId w:val="0"/>
+        </w:numPr>
+        <w:tabs>
+          <w:tab w:val="left" w:pos="469"/>
+        </w:tabs>
+        <w:kinsoku/>
+        <w:wordWrap/>
+        <w:overflowPunct/>
+        <w:topLinePunct w:val="0"/>
+        <w:autoSpaceDE w:val="0"/>
+        <w:autoSpaceDN w:val="0"/>
+        <w:bidi w:val="0"/>
+        <w:adjustRightInd/>
+        <w:snapToGrid/>
+        <w:spacing w:before="0" w:after="0" w:line="320" w:lineRule="exact"/>
+        <w:ind w:right="170" w:rightChars="0"/>
+        <w:jc w:val="left"/>
+        <w:textAlignment w:val="auto"/>
+        <w:rPr>
+          <w:rFonts w:hint="default" w:ascii="Times New Roman" w:hAnsi="Times New Roman" w:cs="Times New Roman"/>
+          <w:color w:val="333333"/>
+          <w:sz w:val="24"/>
+          <w:szCs w:val="24"/>
+        </w:rPr>
+      </w:pPr>
+      <w:r>
+        <w:rPr>
+          <w:rFonts w:hint="default" w:ascii="Times New Roman" w:hAnsi="Times New Roman" w:cs="Times New Roman"/>
+          <w:color w:val="333333"/>
+          <w:sz w:val="24"/>
+          <w:szCs w:val="24"/>
+        </w:rPr>
+        <w:t>1. Users shall properly safeguard data to prevent leakage and misuse.</w:t>
+      </w:r>
+    </w:p>
+    <w:p>
+      <w:pPr>
+        <w:pStyle w:val="6"/>
+        <w:keepNext w:val="0"/>
+        <w:keepLines w:val="0"/>
+        <w:pageBreakBefore w:val="0"/>
+        <w:widowControl w:val="0"/>
+        <w:numPr>
+          <w:ilvl w:val="0"/>
+          <w:numId w:val="0"/>
+        </w:numPr>
+        <w:tabs>
+          <w:tab w:val="left" w:pos="469"/>
+        </w:tabs>
+        <w:kinsoku/>
+        <w:wordWrap/>
+        <w:overflowPunct/>
+        <w:topLinePunct w:val="0"/>
+        <w:autoSpaceDE w:val="0"/>
+        <w:autoSpaceDN w:val="0"/>
+        <w:bidi w:val="0"/>
+        <w:adjustRightInd/>
+        <w:snapToGrid/>
+        <w:spacing w:before="0" w:after="0" w:line="320" w:lineRule="exact"/>
+        <w:ind w:right="170" w:rightChars="0"/>
+        <w:jc w:val="left"/>
+        <w:textAlignment w:val="auto"/>
+        <w:rPr>
+          <w:rFonts w:hint="default" w:ascii="Times New Roman" w:hAnsi="Times New Roman" w:cs="Times New Roman"/>
+          <w:color w:val="333333"/>
+          <w:sz w:val="24"/>
+          <w:szCs w:val="24"/>
+        </w:rPr>
+      </w:pPr>
+      <w:r>
+        <w:rPr>
+          <w:rFonts w:hint="default" w:ascii="Times New Roman" w:hAnsi="Times New Roman" w:cs="Times New Roman"/>
+          <w:color w:val="333333"/>
+          <w:sz w:val="24"/>
+          <w:szCs w:val="24"/>
+        </w:rPr>
+        <w:t>2. In case of breach of this agreement, the provider shall have the right to terminate authorization, reclaim data, contact the relevant institution/mentor, and reserve the right to pursue corresponding liabilities.</w:t>
+      </w:r>
+    </w:p>
+    <w:p>
+      <w:pPr>
+        <w:pStyle w:val="6"/>
+        <w:keepNext w:val="0"/>
+        <w:keepLines w:val="0"/>
+        <w:pageBreakBefore w:val="0"/>
+        <w:widowControl w:val="0"/>
+        <w:numPr>
+          <w:ilvl w:val="0"/>
+          <w:numId w:val="0"/>
+        </w:numPr>
+        <w:tabs>
+          <w:tab w:val="left" w:pos="469"/>
+        </w:tabs>
+        <w:kinsoku/>
+        <w:wordWrap/>
+        <w:overflowPunct/>
+        <w:topLinePunct w:val="0"/>
+        <w:autoSpaceDE w:val="0"/>
+        <w:autoSpaceDN w:val="0"/>
+        <w:bidi w:val="0"/>
+        <w:adjustRightInd/>
+        <w:snapToGrid/>
+        <w:spacing w:before="0" w:after="0" w:line="320" w:lineRule="exact"/>
+        <w:ind w:right="170" w:rightChars="0"/>
+        <w:jc w:val="left"/>
+        <w:textAlignment w:val="auto"/>
+        <w:rPr>
+          <w:rFonts w:hint="default" w:ascii="Times New Roman" w:hAnsi="Times New Roman" w:cs="Times New Roman"/>
+          <w:color w:val="333333"/>
+          <w:sz w:val="24"/>
+          <w:szCs w:val="24"/>
+        </w:rPr>
+      </w:pPr>
+      <w:r>
+        <w:rPr>
+          <w:rFonts w:hint="default" w:ascii="Times New Roman" w:hAnsi="Times New Roman" w:cs="Times New Roman"/>
+          <w:color w:val="333333"/>
+          <w:sz w:val="24"/>
+          <w:szCs w:val="24"/>
+        </w:rPr>
+        <w:t>Article 5 Entry into Force of the Agreement</w:t>
+      </w:r>
+    </w:p>
+    <w:p>
+      <w:pPr>
+        <w:pStyle w:val="6"/>
+        <w:keepNext w:val="0"/>
+        <w:keepLines w:val="0"/>
+        <w:pageBreakBefore w:val="0"/>
+        <w:widowControl w:val="0"/>
+        <w:numPr>
+          <w:ilvl w:val="0"/>
+          <w:numId w:val="0"/>
+        </w:numPr>
+        <w:tabs>
+          <w:tab w:val="left" w:pos="469"/>
+        </w:tabs>
+        <w:kinsoku/>
+        <w:wordWrap/>
+        <w:overflowPunct/>
+        <w:topLinePunct w:val="0"/>
+        <w:autoSpaceDE w:val="0"/>
+        <w:autoSpaceDN w:val="0"/>
+        <w:bidi w:val="0"/>
+        <w:adjustRightInd/>
+        <w:snapToGrid/>
+        <w:spacing w:before="0" w:after="0" w:line="320" w:lineRule="exact"/>
+        <w:ind w:right="170" w:rightChars="0"/>
+        <w:jc w:val="left"/>
+        <w:textAlignment w:val="auto"/>
+        <w:rPr>
+          <w:rFonts w:hint="default" w:ascii="Times New Roman" w:hAnsi="Times New Roman" w:cs="Times New Roman"/>
+          <w:color w:val="333333"/>
+          <w:sz w:val="24"/>
+          <w:szCs w:val="24"/>
+        </w:rPr>
+      </w:pPr>
+      <w:r>
+        <w:rPr>
+          <w:rFonts w:hint="default" w:ascii="Times New Roman" w:hAnsi="Times New Roman" w:cs="Times New Roman"/>
+          <w:color w:val="333333"/>
+          <w:sz w:val="24"/>
+          <w:szCs w:val="24"/>
+        </w:rPr>
+        <w:t xml:space="preserve">This agreement shall take effect upon signing. Any matters not covered herein shall be resolved through friendly negotiations between both parties. </w:t>
+      </w:r>
+    </w:p>
+    <w:p>
+      <w:pPr>
+        <w:pStyle w:val="6"/>
+        <w:keepNext w:val="0"/>
+        <w:keepLines w:val="0"/>
+        <w:pageBreakBefore w:val="0"/>
+        <w:widowControl w:val="0"/>
+        <w:numPr>
+          <w:ilvl w:val="0"/>
+          <w:numId w:val="0"/>
+        </w:numPr>
+        <w:tabs>
+          <w:tab w:val="left" w:pos="469"/>
+        </w:tabs>
+        <w:kinsoku/>
+        <w:wordWrap/>
+        <w:overflowPunct/>
+        <w:topLinePunct w:val="0"/>
+        <w:autoSpaceDE w:val="0"/>
+        <w:autoSpaceDN w:val="0"/>
+        <w:bidi w:val="0"/>
+        <w:adjustRightInd/>
+        <w:snapToGrid/>
+        <w:spacing w:before="0" w:after="0" w:line="320" w:lineRule="exact"/>
+        <w:ind w:right="170" w:rightChars="0"/>
+        <w:jc w:val="left"/>
+        <w:textAlignment w:val="auto"/>
+        <w:rPr>
+          <w:rFonts w:hint="default" w:ascii="Courier New" w:hAnsi="Courier New" w:eastAsia="宋体" w:cs="Courier New"/>
+          <w:i w:val="0"/>
+          <w:iCs w:val="0"/>
+          <w:caps w:val="0"/>
+          <w:color w:val="212529"/>
+          <w:spacing w:val="0"/>
+          <w:sz w:val="21"/>
+          <w:szCs w:val="21"/>
+          <w:shd w:val="clear" w:fill="FFFFFF"/>
         </w:rPr>
       </w:pPr>
     </w:p>
@@ -1689,7 +2715,7 @@
   <w:docDefaults>
     <w:rPrDefault>
       <w:rPr>
-        <w:rFonts w:asciiTheme="minorHAnsi" w:hAnsiTheme="minorHAnsi" w:eastAsiaTheme="minorHAnsi" w:cstheme="minorBidi"/>
+        <w:rFonts w:ascii="Times New Roman" w:hAnsi="Times New Roman" w:eastAsia="宋体" w:cs="Times New Roman"/>
       </w:rPr>
     </w:rPrDefault>
     <w:pPrDefault/>
@@ -1760,7 +2786,7 @@
     <w:lsdException w:qFormat="1" w:unhideWhenUsed="0" w:uiPriority="0" w:semiHidden="0" w:name="Title"/>
     <w:lsdException w:unhideWhenUsed="0" w:uiPriority="0" w:semiHidden="0" w:name="Closing"/>
     <w:lsdException w:unhideWhenUsed="0" w:uiPriority="0" w:semiHidden="0" w:name="Signature"/>
-    <w:lsdException w:uiPriority="1" w:name="Default Paragraph Font"/>
+    <w:lsdException w:qFormat="1" w:uiPriority="1" w:name="Default Paragraph Font"/>
     <w:lsdException w:qFormat="1" w:unhideWhenUsed="0" w:uiPriority="1" w:semiHidden="0" w:name="Body Text"/>
     <w:lsdException w:unhideWhenUsed="0" w:uiPriority="0" w:semiHidden="0" w:name="Body Text Indent"/>
     <w:lsdException w:unhideWhenUsed="0" w:uiPriority="0" w:semiHidden="0" w:name="List Continue"/>
@@ -1968,6 +2994,7 @@
     <w:name w:val="Default Paragraph Font"/>
     <w:semiHidden/>
     <w:unhideWhenUsed/>
+    <w:qFormat/>
     <w:uiPriority w:val="1"/>
   </w:style>
   <w:style w:type="table" w:default="1" w:styleId="3">
